--- a/Ansible to Orchestrator Transition/InProgress/Get Datastores Greater than 75 Percent Used/Documentation/05_Validation_and_Testing_Plan.docx
+++ b/Ansible to Orchestrator Transition/InProgress/Get Datastores Greater than 75 Percent Used/Documentation/05_Validation_and_Testing_Plan.docx
@@ -10,7 +10,7 @@
           <w:sz w:val="22"/>
           <w:szCs w:val="24"/>
         </w:rPr>
-        <w:id w:val="915055897"/>
+        <w:id w:val="1880585445"/>
         <w:docPartObj>
           <w:docPartGallery w:val="Table of Contents"/>
           <w:docPartUnique/>
@@ -51,7 +51,7 @@
           <w:r>
             <w:fldChar w:fldCharType="separate"/>
           </w:r>
-          <w:hyperlink w:anchor="_Toc237256766" w:history="1">
+          <w:hyperlink w:anchor="_Toc237519942" w:history="1">
             <w:r>
               <w:rPr>
                 <w:rStyle w:val="Hyperlink"/>
@@ -78,7 +78,7 @@
                 <w:noProof/>
                 <w:webHidden/>
               </w:rPr>
-              <w:instrText xml:space="preserve"> PAGEREF _Toc237256766 \h </w:instrText>
+              <w:instrText xml:space="preserve"> PAGEREF _Toc237519942 \h </w:instrText>
             </w:r>
             <w:r>
               <w:rPr>
@@ -125,7 +125,7 @@
               <w14:ligatures w14:val="standardContextual"/>
             </w:rPr>
           </w:pPr>
-          <w:hyperlink w:anchor="_Toc237256767" w:history="1">
+          <w:hyperlink w:anchor="_Toc237519943" w:history="1">
             <w:r>
               <w:rPr>
                 <w:rStyle w:val="Hyperlink"/>
@@ -152,7 +152,7 @@
                 <w:noProof/>
                 <w:webHidden/>
               </w:rPr>
-              <w:instrText xml:space="preserve"> PAGEREF _Toc237256767 \h </w:instrText>
+              <w:instrText xml:space="preserve"> PAGEREF _Toc237519943 \h </w:instrText>
             </w:r>
             <w:r>
               <w:rPr>
@@ -199,7 +199,7 @@
               <w14:ligatures w14:val="standardContextual"/>
             </w:rPr>
           </w:pPr>
-          <w:hyperlink w:anchor="_Toc237256768" w:history="1">
+          <w:hyperlink w:anchor="_Toc237519944" w:history="1">
             <w:r>
               <w:rPr>
                 <w:rStyle w:val="Hyperlink"/>
@@ -226,7 +226,7 @@
                 <w:noProof/>
                 <w:webHidden/>
               </w:rPr>
-              <w:instrText xml:space="preserve"> PAGEREF _Toc237256768 \h </w:instrText>
+              <w:instrText xml:space="preserve"> PAGEREF _Toc237519944 \h </w:instrText>
             </w:r>
             <w:r>
               <w:rPr>
@@ -273,7 +273,7 @@
               <w14:ligatures w14:val="standardContextual"/>
             </w:rPr>
           </w:pPr>
-          <w:hyperlink w:anchor="_Toc237256769" w:history="1">
+          <w:hyperlink w:anchor="_Toc237519945" w:history="1">
             <w:r>
               <w:rPr>
                 <w:rStyle w:val="Hyperlink"/>
@@ -300,7 +300,7 @@
                 <w:noProof/>
                 <w:webHidden/>
               </w:rPr>
-              <w:instrText xml:space="preserve"> PAGEREF _Toc237256769 \h </w:instrText>
+              <w:instrText xml:space="preserve"> PAGEREF _Toc237519945 \h </w:instrText>
             </w:r>
             <w:r>
               <w:rPr>
@@ -347,7 +347,7 @@
               <w14:ligatures w14:val="standardContextual"/>
             </w:rPr>
           </w:pPr>
-          <w:hyperlink w:anchor="_Toc237256770" w:history="1">
+          <w:hyperlink w:anchor="_Toc237519946" w:history="1">
             <w:r>
               <w:rPr>
                 <w:rStyle w:val="Hyperlink"/>
@@ -374,7 +374,7 @@
                 <w:noProof/>
                 <w:webHidden/>
               </w:rPr>
-              <w:instrText xml:space="preserve"> PAGEREF _Toc237256770 \h </w:instrText>
+              <w:instrText xml:space="preserve"> PAGEREF _Toc237519946 \h </w:instrText>
             </w:r>
             <w:r>
               <w:rPr>
@@ -421,7 +421,7 @@
               <w14:ligatures w14:val="standardContextual"/>
             </w:rPr>
           </w:pPr>
-          <w:hyperlink w:anchor="_Toc237256771" w:history="1">
+          <w:hyperlink w:anchor="_Toc237519947" w:history="1">
             <w:r>
               <w:rPr>
                 <w:rStyle w:val="Hyperlink"/>
@@ -448,7 +448,7 @@
                 <w:noProof/>
                 <w:webHidden/>
               </w:rPr>
-              <w:instrText xml:space="preserve"> PAGEREF _Toc237256771 \h </w:instrText>
+              <w:instrText xml:space="preserve"> PAGEREF _Toc237519947 \h </w:instrText>
             </w:r>
             <w:r>
               <w:rPr>
@@ -495,7 +495,7 @@
               <w14:ligatures w14:val="standardContextual"/>
             </w:rPr>
           </w:pPr>
-          <w:hyperlink w:anchor="_Toc237256772" w:history="1">
+          <w:hyperlink w:anchor="_Toc237519948" w:history="1">
             <w:r>
               <w:rPr>
                 <w:rStyle w:val="Hyperlink"/>
@@ -522,7 +522,7 @@
                 <w:noProof/>
                 <w:webHidden/>
               </w:rPr>
-              <w:instrText xml:space="preserve"> PAGEREF _Toc237256772 \h </w:instrText>
+              <w:instrText xml:space="preserve"> PAGEREF _Toc237519948 \h </w:instrText>
             </w:r>
             <w:r>
               <w:rPr>
@@ -569,7 +569,7 @@
               <w14:ligatures w14:val="standardContextual"/>
             </w:rPr>
           </w:pPr>
-          <w:hyperlink w:anchor="_Toc237256773" w:history="1">
+          <w:hyperlink w:anchor="_Toc237519949" w:history="1">
             <w:r>
               <w:rPr>
                 <w:rStyle w:val="Hyperlink"/>
@@ -596,7 +596,7 @@
                 <w:noProof/>
                 <w:webHidden/>
               </w:rPr>
-              <w:instrText xml:space="preserve"> PAGEREF _Toc237256773 \h </w:instrText>
+              <w:instrText xml:space="preserve"> PAGEREF _Toc237519949 \h </w:instrText>
             </w:r>
             <w:r>
               <w:rPr>
@@ -643,7 +643,7 @@
               <w14:ligatures w14:val="standardContextual"/>
             </w:rPr>
           </w:pPr>
-          <w:hyperlink w:anchor="_Toc237256774" w:history="1">
+          <w:hyperlink w:anchor="_Toc237519950" w:history="1">
             <w:r>
               <w:rPr>
                 <w:rStyle w:val="Hyperlink"/>
@@ -670,7 +670,7 @@
                 <w:noProof/>
                 <w:webHidden/>
               </w:rPr>
-              <w:instrText xml:space="preserve"> PAGEREF _Toc237256774 \h </w:instrText>
+              <w:instrText xml:space="preserve"> PAGEREF _Toc237519950 \h </w:instrText>
             </w:r>
             <w:r>
               <w:rPr>
@@ -717,7 +717,7 @@
               <w14:ligatures w14:val="standardContextual"/>
             </w:rPr>
           </w:pPr>
-          <w:hyperlink w:anchor="_Toc237256775" w:history="1">
+          <w:hyperlink w:anchor="_Toc237519951" w:history="1">
             <w:r>
               <w:rPr>
                 <w:rStyle w:val="Hyperlink"/>
@@ -744,7 +744,7 @@
                 <w:noProof/>
                 <w:webHidden/>
               </w:rPr>
-              <w:instrText xml:space="preserve"> PAGEREF _Toc237256775 \h </w:instrText>
+              <w:instrText xml:space="preserve"> PAGEREF _Toc237519951 \h </w:instrText>
             </w:r>
             <w:r>
               <w:rPr>
@@ -791,7 +791,7 @@
               <w14:ligatures w14:val="standardContextual"/>
             </w:rPr>
           </w:pPr>
-          <w:hyperlink w:anchor="_Toc237256776" w:history="1">
+          <w:hyperlink w:anchor="_Toc237519952" w:history="1">
             <w:r>
               <w:rPr>
                 <w:rStyle w:val="Hyperlink"/>
@@ -818,7 +818,7 @@
                 <w:noProof/>
                 <w:webHidden/>
               </w:rPr>
-              <w:instrText xml:space="preserve"> PAGEREF _Toc237256776 \h </w:instrText>
+              <w:instrText xml:space="preserve"> PAGEREF _Toc237519952 \h </w:instrText>
             </w:r>
             <w:r>
               <w:rPr>
@@ -865,7 +865,7 @@
               <w14:ligatures w14:val="standardContextual"/>
             </w:rPr>
           </w:pPr>
-          <w:hyperlink w:anchor="_Toc237256777" w:history="1">
+          <w:hyperlink w:anchor="_Toc237519953" w:history="1">
             <w:r>
               <w:rPr>
                 <w:rStyle w:val="Hyperlink"/>
@@ -892,7 +892,7 @@
                 <w:noProof/>
                 <w:webHidden/>
               </w:rPr>
-              <w:instrText xml:space="preserve"> PAGEREF _Toc237256777 \h </w:instrText>
+              <w:instrText xml:space="preserve"> PAGEREF _Toc237519953 \h </w:instrText>
             </w:r>
             <w:r>
               <w:rPr>
@@ -939,7 +939,7 @@
               <w14:ligatures w14:val="standardContextual"/>
             </w:rPr>
           </w:pPr>
-          <w:hyperlink w:anchor="_Toc237256778" w:history="1">
+          <w:hyperlink w:anchor="_Toc237519954" w:history="1">
             <w:r>
               <w:rPr>
                 <w:rStyle w:val="Hyperlink"/>
@@ -966,7 +966,7 @@
                 <w:noProof/>
                 <w:webHidden/>
               </w:rPr>
-              <w:instrText xml:space="preserve"> PAGEREF _Toc237256778 \h </w:instrText>
+              <w:instrText xml:space="preserve"> PAGEREF _Toc237519954 \h </w:instrText>
             </w:r>
             <w:r>
               <w:rPr>
@@ -1009,7 +1009,7 @@
         <w:pStyle w:val="Heading1"/>
       </w:pPr>
       <w:bookmarkStart w:id="0" w:name="X013447dfa3ecb04b85d58bc1094f90f2c5e1a0b"/>
-      <w:bookmarkStart w:id="1" w:name="_Toc237256766"/>
+      <w:bookmarkStart w:id="1" w:name="_Toc237519942"/>
       <w:r>
         <w:t>Validation and Testing Plan — Datastore Capacity Reporting</w:t>
       </w:r>
@@ -1061,7 +1061,7 @@
     </w:p>
     <w:p>
       <w:r>
-        <w:pict w14:anchorId="2A696F3A">
+        <w:pict w14:anchorId="24531DD6">
           <v:rect id="_x0000_i1025" style="width:0;height:1.5pt" o:hralign="center" o:hrstd="t" o:hr="t"/>
         </w:pict>
       </w:r>
@@ -1071,7 +1071,7 @@
         <w:pStyle w:val="Heading2"/>
       </w:pPr>
       <w:bookmarkStart w:id="2" w:name="X454e44e8034f51c5c57456066516dc58775f202"/>
-      <w:bookmarkStart w:id="3" w:name="_Toc237256767"/>
+      <w:bookmarkStart w:id="3" w:name="_Toc237519943"/>
       <w:r>
         <w:t>1. Approach</w:t>
       </w:r>
@@ -1342,7 +1342,7 @@
     </w:p>
     <w:p>
       <w:r>
-        <w:pict w14:anchorId="29DCBB25">
+        <w:pict w14:anchorId="23AC68E5">
           <v:rect id="_x0000_i1026" style="width:0;height:1.5pt" o:hralign="center" o:hrstd="t" o:hr="t"/>
         </w:pict>
       </w:r>
@@ -1352,7 +1352,7 @@
         <w:pStyle w:val="Heading2"/>
       </w:pPr>
       <w:bookmarkStart w:id="4" w:name="X7a49ee993b9d40c64b3bd5d2e9b90eac50a72c6"/>
-      <w:bookmarkStart w:id="5" w:name="_Toc237256768"/>
+      <w:bookmarkStart w:id="5" w:name="_Toc237519944"/>
       <w:bookmarkEnd w:id="2"/>
       <w:r>
         <w:t>2. Layer A — offline test suite</w:t>
@@ -1455,7 +1455,7 @@
         <w:pStyle w:val="Heading3"/>
       </w:pPr>
       <w:bookmarkStart w:id="6" w:name="scenario-coverage"/>
-      <w:bookmarkStart w:id="7" w:name="_Toc237256769"/>
+      <w:bookmarkStart w:id="7" w:name="_Toc237519945"/>
       <w:r>
         <w:t>Scenario coverage</w:t>
       </w:r>
@@ -2043,7 +2043,17 @@
               <w:pStyle w:val="Compact"/>
             </w:pPr>
             <w:r>
-              <w:t>Rendering, stylesheet, HTML escaping</w:t>
+              <w:t xml:space="preserve">Rendering, </w:t>
+            </w:r>
+            <w:r>
+              <w:rPr>
+                <w:b/>
+                <w:bCs/>
+              </w:rPr>
+              <w:t>Outlook safety</w:t>
+            </w:r>
+            <w:r>
+              <w:t>, HTML escaping</w:t>
             </w:r>
           </w:p>
         </w:tc>
@@ -2577,7 +2587,7 @@
         <w:pStyle w:val="Heading3"/>
       </w:pPr>
       <w:bookmarkStart w:id="8" w:name="t-23--the-measured-delta"/>
-      <w:bookmarkStart w:id="9" w:name="_Toc237256770"/>
+      <w:bookmarkStart w:id="9" w:name="_Toc237519946"/>
       <w:bookmarkEnd w:id="6"/>
       <w:r>
         <w:t>T-23 — the measured delta</w:t>
@@ -2707,7 +2717,7 @@
         <w:pStyle w:val="Heading3"/>
       </w:pPr>
       <w:bookmarkStart w:id="10" w:name="sample-reports"/>
-      <w:bookmarkStart w:id="11" w:name="_Toc237256771"/>
+      <w:bookmarkStart w:id="11" w:name="_Toc237519947"/>
       <w:bookmarkEnd w:id="8"/>
       <w:r>
         <w:t>Sample reports</w:t>
@@ -2903,7 +2913,7 @@
     </w:tbl>
     <w:p>
       <w:r>
-        <w:pict w14:anchorId="14044154">
+        <w:pict w14:anchorId="2840DDFA">
           <v:rect id="_x0000_i1027" style="width:0;height:1.5pt" o:hralign="center" o:hrstd="t" o:hr="t"/>
         </w:pict>
       </w:r>
@@ -2913,7 +2923,7 @@
         <w:pStyle w:val="Heading2"/>
       </w:pPr>
       <w:bookmarkStart w:id="12" w:name="Xcbdbbebb93fdf68350b77bf838e92673bd317ba"/>
-      <w:bookmarkStart w:id="13" w:name="_Toc237256772"/>
+      <w:bookmarkStart w:id="13" w:name="_Toc237519948"/>
       <w:bookmarkEnd w:id="4"/>
       <w:bookmarkEnd w:id="10"/>
       <w:r>
@@ -2936,10 +2946,10 @@
         <w:tblLook w:val="0020" w:firstRow="1" w:lastRow="0" w:firstColumn="0" w:lastColumn="0" w:noHBand="0" w:noVBand="0"/>
       </w:tblPr>
       <w:tblGrid>
-        <w:gridCol w:w="462"/>
-        <w:gridCol w:w="1408"/>
-        <w:gridCol w:w="4344"/>
-        <w:gridCol w:w="3362"/>
+        <w:gridCol w:w="455"/>
+        <w:gridCol w:w="1340"/>
+        <w:gridCol w:w="4263"/>
+        <w:gridCol w:w="3518"/>
       </w:tblGrid>
       <w:tr>
         <w:trPr>
@@ -3535,18 +3545,90 @@
               </w:rPr>
               <w:t>&lt;prefix&gt; | n critical / n warning / n advisory</w:t>
             </w:r>
-            <w:r>
-              <w:t xml:space="preserve">; renders correctly </w:t>
-            </w:r>
+          </w:p>
+        </w:tc>
+      </w:tr>
+      <w:tr>
+        <w:tc>
+          <w:tcPr>
+            <w:tcW w:w="0" w:type="auto"/>
+          </w:tcPr>
+          <w:p>
+            <w:pPr>
+              <w:pStyle w:val="Compact"/>
+            </w:pPr>
             <w:r>
               <w:rPr>
                 <w:b/>
                 <w:bCs/>
               </w:rPr>
-              <w:t>in the recipients' actual mail client</w:t>
-            </w:r>
-            <w:r>
-              <w:t>, not only a browser</w:t>
+              <w:t>B-7a</w:t>
+            </w:r>
+          </w:p>
+        </w:tc>
+        <w:tc>
+          <w:tcPr>
+            <w:tcW w:w="0" w:type="auto"/>
+          </w:tcPr>
+          <w:p>
+            <w:pPr>
+              <w:pStyle w:val="Compact"/>
+            </w:pPr>
+            <w:r>
+              <w:rPr>
+                <w:b/>
+                <w:bCs/>
+              </w:rPr>
+              <w:t>Outlook rendering</w:t>
+            </w:r>
+          </w:p>
+        </w:tc>
+        <w:tc>
+          <w:tcPr>
+            <w:tcW w:w="0" w:type="auto"/>
+          </w:tcPr>
+          <w:p>
+            <w:pPr>
+              <w:pStyle w:val="Compact"/>
+            </w:pPr>
+            <w:r>
+              <w:t xml:space="preserve">Open the delivered mail </w:t>
+            </w:r>
+            <w:r>
+              <w:rPr>
+                <w:b/>
+                <w:bCs/>
+              </w:rPr>
+              <w:t>in Outlook</w:t>
+            </w:r>
+            <w:r>
+              <w:t>, not a browser</w:t>
+            </w:r>
+          </w:p>
+        </w:tc>
+        <w:tc>
+          <w:tcPr>
+            <w:tcW w:w="0" w:type="auto"/>
+          </w:tcPr>
+          <w:p>
+            <w:pPr>
+              <w:pStyle w:val="Compact"/>
+            </w:pPr>
+            <w:r>
+              <w:t xml:space="preserve">Band headers show their accent colour, header rows are filled, zebra striping is visible. </w:t>
+            </w:r>
+            <w:r>
+              <w:rPr>
+                <w:b/>
+                <w:bCs/>
+              </w:rPr>
+              <w:t>A browser renders inline and stylesheet CSS identically and will not catch a regression here</w:t>
+            </w:r>
+            <w:r>
+              <w:t xml:space="preserve"> </w:t>
+            </w:r>
+            <w:r>
+              <w:t>— this test only means something in Outlook</w:t>
             </w:r>
           </w:p>
         </w:tc>
@@ -3819,7 +3901,10 @@
               <w:t>smtpHost</w:t>
             </w:r>
             <w:r>
-              <w:t xml:space="preserve"> to an unreachable host</w:t>
+              <w:t xml:space="preserve"> </w:t>
+            </w:r>
+            <w:r>
+              <w:t>to an unreachable host</w:t>
             </w:r>
           </w:p>
         </w:tc>
@@ -4186,7 +4271,7 @@
     </w:p>
     <w:p>
       <w:r>
-        <w:pict w14:anchorId="024AE08D">
+        <w:pict w14:anchorId="5B908FEB">
           <v:rect id="_x0000_i1028" style="width:0;height:1.5pt" o:hralign="center" o:hrstd="t" o:hr="t"/>
         </w:pict>
       </w:r>
@@ -4196,7 +4281,7 @@
         <w:pStyle w:val="Heading2"/>
       </w:pPr>
       <w:bookmarkStart w:id="14" w:name="Xc1fff73d8c4f66cf240198244b606151fc08e60"/>
-      <w:bookmarkStart w:id="15" w:name="_Toc237256773"/>
+      <w:bookmarkStart w:id="15" w:name="_Toc237519949"/>
       <w:bookmarkEnd w:id="12"/>
       <w:r>
         <w:t>4. Layer C — parallel run</w:t>
@@ -4215,7 +4300,10 @@
         <w:t>Duration:</w:t>
       </w:r>
       <w:r>
-        <w:t xml:space="preserve"> at least two full scheduled cycles with both systems running.</w:t>
+        <w:t xml:space="preserve"> </w:t>
+      </w:r>
+      <w:r>
+        <w:t>at least two full scheduled cycles with both systems running.</w:t>
       </w:r>
     </w:p>
     <w:p>
@@ -4223,7 +4311,7 @@
         <w:pStyle w:val="Heading3"/>
       </w:pPr>
       <w:bookmarkStart w:id="16" w:name="before-the-first-send"/>
-      <w:bookmarkStart w:id="17" w:name="_Toc237256774"/>
+      <w:bookmarkStart w:id="17" w:name="_Toc237519950"/>
       <w:r>
         <w:t>Before the first send</w:t>
       </w:r>
@@ -4284,7 +4372,7 @@
         <w:pStyle w:val="Heading3"/>
       </w:pPr>
       <w:bookmarkStart w:id="18" w:name="the-comparison"/>
-      <w:bookmarkStart w:id="19" w:name="_Toc237256775"/>
+      <w:bookmarkStart w:id="19" w:name="_Toc237519951"/>
       <w:bookmarkEnd w:id="16"/>
       <w:r>
         <w:t>The comparison</w:t>
@@ -4463,10 +4551,7 @@
         <w:pStyle w:val="BodyText"/>
       </w:pPr>
       <w:r>
-        <w:t xml:space="preserve">Record the actual counts — they are the production measurement of the delta and the </w:t>
-      </w:r>
-      <w:r>
-        <w:t>evidence for the customer that the previous report was incomplete.</w:t>
+        <w:t>Record the actual counts — they are the production measurement of the delta and the evidence for the customer that the previous report was incomplete.</w:t>
       </w:r>
     </w:p>
     <w:p>
@@ -4489,7 +4574,7 @@
         <w:pStyle w:val="Heading3"/>
       </w:pPr>
       <w:bookmarkStart w:id="20" w:name="acceptance-criteria"/>
-      <w:bookmarkStart w:id="21" w:name="_Toc237256776"/>
+      <w:bookmarkStart w:id="21" w:name="_Toc237519952"/>
       <w:bookmarkEnd w:id="18"/>
       <w:r>
         <w:t>Acceptance criteria</w:t>
@@ -4683,10 +4768,7 @@
               <w:t>vCenters scanned</w:t>
             </w:r>
             <w:r>
-              <w:t xml:space="preserve"> </w:t>
-            </w:r>
-            <w:r>
-              <w:t>equals the vCenters in scope on every cycle</w:t>
+              <w:t xml:space="preserve"> equals the vCenters in scope on every cycle</w:t>
             </w:r>
           </w:p>
         </w:tc>
@@ -4786,7 +4868,7 @@
     </w:p>
     <w:p>
       <w:r>
-        <w:pict w14:anchorId="0D953B12">
+        <w:pict w14:anchorId="53EE0AE1">
           <v:rect id="_x0000_i1029" style="width:0;height:1.5pt" o:hralign="center" o:hrstd="t" o:hr="t"/>
         </w:pict>
       </w:r>
@@ -4796,7 +4878,7 @@
         <w:pStyle w:val="Heading2"/>
       </w:pPr>
       <w:bookmarkStart w:id="22" w:name="X4ce358f1162113631964a05aa50276a7dc82c40"/>
-      <w:bookmarkStart w:id="23" w:name="_Toc237256777"/>
+      <w:bookmarkStart w:id="23" w:name="_Toc237519953"/>
       <w:bookmarkEnd w:id="14"/>
       <w:bookmarkEnd w:id="20"/>
       <w:r>
@@ -4810,6 +4892,48 @@
       </w:pPr>
       <w:r>
         <w:t>Reference table for anyone assessing a run.</w:t>
+      </w:r>
+    </w:p>
+    <w:p>
+      <w:pPr>
+        <w:pStyle w:val="BodyText"/>
+      </w:pPr>
+      <w:r>
+        <w:t xml:space="preserve">"Retiring behaviour" is stated for </w:t>
+      </w:r>
+      <w:r>
+        <w:rPr>
+          <w:b/>
+          <w:bCs/>
+        </w:rPr>
+        <w:t>Gen 2 (</w:t>
+      </w:r>
+      <w:r>
+        <w:rPr>
+          <w:rStyle w:val="VerbatimChar"/>
+          <w:b/>
+          <w:bCs/>
+        </w:rPr>
+        <w:t>cvs_50_100.ps1</w:t>
+      </w:r>
+      <w:r>
+        <w:rPr>
+          <w:b/>
+          <w:bCs/>
+        </w:rPr>
+        <w:t>)</w:t>
+      </w:r>
+      <w:r>
+        <w:t>, the newer script — see Change Register §1D. Where Gen 1 (</w:t>
+      </w:r>
+      <w:r>
+        <w:rPr>
+          <w:rStyle w:val="VerbatimChar"/>
+        </w:rPr>
+        <w:t>cvs_functions.ps1</w:t>
+      </w:r>
+      <w:r>
+        <w:t>) differs, it is noted.</w:t>
       </w:r>
     </w:p>
     <w:tbl>
@@ -4819,9 +4943,9 @@
         <w:tblLook w:val="0020" w:firstRow="1" w:lastRow="0" w:firstColumn="0" w:lastColumn="0" w:noHBand="0" w:noVBand="0"/>
       </w:tblPr>
       <w:tblGrid>
-        <w:gridCol w:w="2225"/>
-        <w:gridCol w:w="4227"/>
-        <w:gridCol w:w="3124"/>
+        <w:gridCol w:w="2337"/>
+        <w:gridCol w:w="3520"/>
+        <w:gridCol w:w="3719"/>
       </w:tblGrid>
       <w:tr>
         <w:trPr>
@@ -4878,7 +5002,7 @@
               <w:pStyle w:val="Compact"/>
             </w:pPr>
             <w:r>
-              <w:t>One vCenter unreachable</w:t>
+              <w:t>One vCenter unreachable on 443</w:t>
             </w:r>
           </w:p>
         </w:tc>
@@ -4909,12 +5033,25 @@
             <w:pPr>
               <w:pStyle w:val="Compact"/>
             </w:pPr>
+            <w:r>
+              <w:t xml:space="preserve">Skipped by the TCP preflight and </w:t>
+            </w:r>
             <w:r>
               <w:rPr>
                 <w:b/>
                 <w:bCs/>
               </w:rPr>
-              <w:t>Entire run aborts. Nothing emailed.</w:t>
+              <w:t>silently absent from the report</w:t>
+            </w:r>
+            <w:r>
+              <w:t xml:space="preserve">. </w:t>
+            </w:r>
+            <w:r>
+              <w:rPr>
+                <w:i/>
+                <w:iCs/>
+              </w:rPr>
+              <w:t>(Gen 1: entire run aborts, nothing emailed.)</w:t>
             </w:r>
           </w:p>
         </w:tc>
@@ -4929,39 +5066,47 @@
               <w:pStyle w:val="Compact"/>
             </w:pPr>
             <w:r>
-              <w:t>All vCenters unreachable</w:t>
-            </w:r>
-          </w:p>
-        </w:tc>
-        <w:tc>
-          <w:tcPr>
-            <w:tcW w:w="0" w:type="auto"/>
-          </w:tcPr>
-          <w:p>
-            <w:pPr>
-              <w:pStyle w:val="Compact"/>
-            </w:pPr>
-            <w:r>
-              <w:t xml:space="preserve">Report delivered listing every failure; zero rows; </w:t>
-            </w:r>
-            <w:r>
-              <w:rPr>
-                <w:rStyle w:val="VerbatimChar"/>
-              </w:rPr>
-              <w:t>COMPLETE_WITH_GAPS</w:t>
-            </w:r>
-          </w:p>
-        </w:tc>
-        <w:tc>
-          <w:tcPr>
-            <w:tcW w:w="0" w:type="auto"/>
-          </w:tcPr>
-          <w:p>
-            <w:pPr>
-              <w:pStyle w:val="Compact"/>
-            </w:pPr>
-            <w:r>
-              <w:t>Aborts on the first</w:t>
+              <w:t xml:space="preserve">One vCenter answers but </w:t>
+            </w:r>
+            <w:r>
+              <w:rPr>
+                <w:b/>
+                <w:bCs/>
+              </w:rPr>
+              <w:t>rejects authentication</w:t>
+            </w:r>
+          </w:p>
+        </w:tc>
+        <w:tc>
+          <w:tcPr>
+            <w:tcW w:w="0" w:type="auto"/>
+          </w:tcPr>
+          <w:p>
+            <w:pPr>
+              <w:pStyle w:val="Compact"/>
+            </w:pPr>
+            <w:r>
+              <w:t>Run continues; vCenter and the auth error named in the report</w:t>
+            </w:r>
+          </w:p>
+        </w:tc>
+        <w:tc>
+          <w:tcPr>
+            <w:tcW w:w="0" w:type="auto"/>
+          </w:tcPr>
+          <w:p>
+            <w:pPr>
+              <w:pStyle w:val="Compact"/>
+            </w:pPr>
+            <w:r>
+              <w:rPr>
+                <w:b/>
+                <w:bCs/>
+              </w:rPr>
+              <w:t>Entire run aborts. Nothing emailed.</w:t>
+            </w:r>
+            <w:r>
+              <w:t xml:space="preserve"> The preflight tests reachability, not authentication</w:t>
             </w:r>
           </w:p>
         </w:tc>
@@ -4976,33 +5121,39 @@
               <w:pStyle w:val="Compact"/>
             </w:pPr>
             <w:r>
-              <w:t>No vCenter registered</w:t>
-            </w:r>
-          </w:p>
-        </w:tc>
-        <w:tc>
-          <w:tcPr>
-            <w:tcW w:w="0" w:type="auto"/>
-          </w:tcPr>
-          <w:p>
-            <w:pPr>
-              <w:pStyle w:val="Compact"/>
-            </w:pPr>
-            <w:r>
-              <w:t>Fails in ST-01 before contacting anything, with a message naming the fix</w:t>
-            </w:r>
-          </w:p>
-        </w:tc>
-        <w:tc>
-          <w:tcPr>
-            <w:tcW w:w="0" w:type="auto"/>
-          </w:tcPr>
-          <w:p>
-            <w:pPr>
-              <w:pStyle w:val="Compact"/>
-            </w:pPr>
-            <w:r>
-              <w:t>n/a</w:t>
+              <w:t>All vCenters unreachable</w:t>
+            </w:r>
+          </w:p>
+        </w:tc>
+        <w:tc>
+          <w:tcPr>
+            <w:tcW w:w="0" w:type="auto"/>
+          </w:tcPr>
+          <w:p>
+            <w:pPr>
+              <w:pStyle w:val="Compact"/>
+            </w:pPr>
+            <w:r>
+              <w:t xml:space="preserve">Report delivered listing every failure; zero rows; </w:t>
+            </w:r>
+            <w:r>
+              <w:rPr>
+                <w:rStyle w:val="VerbatimChar"/>
+              </w:rPr>
+              <w:t>COMPLETE_WITH_GAPS</w:t>
+            </w:r>
+          </w:p>
+        </w:tc>
+        <w:tc>
+          <w:tcPr>
+            <w:tcW w:w="0" w:type="auto"/>
+          </w:tcPr>
+          <w:p>
+            <w:pPr>
+              <w:pStyle w:val="Compact"/>
+            </w:pPr>
+            <w:r>
+              <w:t>Empty report emailed, with no indication that nothing was scanned</w:t>
             </w:r>
           </w:p>
         </w:tc>
@@ -5017,6 +5168,47 @@
               <w:pStyle w:val="Compact"/>
             </w:pPr>
             <w:r>
+              <w:t>No vCenter registered</w:t>
+            </w:r>
+          </w:p>
+        </w:tc>
+        <w:tc>
+          <w:tcPr>
+            <w:tcW w:w="0" w:type="auto"/>
+          </w:tcPr>
+          <w:p>
+            <w:pPr>
+              <w:pStyle w:val="Compact"/>
+            </w:pPr>
+            <w:r>
+              <w:t>Fails in ST-01 before contacting anything, with a message naming the fix</w:t>
+            </w:r>
+          </w:p>
+        </w:tc>
+        <w:tc>
+          <w:tcPr>
+            <w:tcW w:w="0" w:type="auto"/>
+          </w:tcPr>
+          <w:p>
+            <w:pPr>
+              <w:pStyle w:val="Compact"/>
+            </w:pPr>
+            <w:r>
+              <w:t>n/a</w:t>
+            </w:r>
+          </w:p>
+        </w:tc>
+      </w:tr>
+      <w:tr>
+        <w:tc>
+          <w:tcPr>
+            <w:tcW w:w="0" w:type="auto"/>
+          </w:tcPr>
+          <w:p>
+            <w:pPr>
+              <w:pStyle w:val="Compact"/>
+            </w:pPr>
+            <w:r>
               <w:t>Datastore reports capacity 0</w:t>
             </w:r>
           </w:p>
@@ -5043,11 +5235,23 @@
               <w:pStyle w:val="Compact"/>
             </w:pPr>
             <w:r>
-              <w:rPr>
-                <w:b/>
-                <w:bCs/>
-              </w:rPr>
-              <w:t>Divide-by-zero. Run dies. Nothing emailed.</w:t>
+              <w:t xml:space="preserve">Skipped silently by </w:t>
+            </w:r>
+            <w:r>
+              <w:rPr>
+                <w:rStyle w:val="VerbatimChar"/>
+              </w:rPr>
+              <w:t>Capacity -le 0</w:t>
+            </w:r>
+            <w:r>
+              <w:t xml:space="preserve">. </w:t>
+            </w:r>
+            <w:r>
+              <w:rPr>
+                <w:i/>
+                <w:iCs/>
+              </w:rPr>
+              <w:t>(Gen 1: divide-by-zero, run dies, nothing emailed.)</w:t>
             </w:r>
           </w:p>
         </w:tc>
@@ -5369,7 +5573,7 @@
     </w:tbl>
     <w:p>
       <w:r>
-        <w:pict w14:anchorId="3107DDB6">
+        <w:pict w14:anchorId="6E2431C7">
           <v:rect id="_x0000_i1030" style="width:0;height:1.5pt" o:hralign="center" o:hrstd="t" o:hr="t"/>
         </w:pict>
       </w:r>
@@ -5379,7 +5583,7 @@
         <w:pStyle w:val="Heading2"/>
       </w:pPr>
       <w:bookmarkStart w:id="24" w:name="Xe8ad792731a4acf3f78a377a203e92d4813d962"/>
-      <w:bookmarkStart w:id="25" w:name="_Toc237256778"/>
+      <w:bookmarkStart w:id="25" w:name="_Toc237519954"/>
       <w:bookmarkEnd w:id="22"/>
       <w:r>
         <w:t>6. Regression testing after any code change</w:t>
@@ -5490,7 +5694,7 @@
   <w:abstractNum w:abstractNumId="0" w15:restartNumberingAfterBreak="0">
     <w:nsid w:val="0000A990"/>
     <w:multiLevelType w:val="multilevel"/>
-    <w:tmpl w:val="73364B9A"/>
+    <w:tmpl w:val="60807600"/>
     <w:lvl w:ilvl="0">
       <w:numFmt w:val="bullet"/>
       <w:lvlText w:val=" "/>
@@ -5567,7 +5771,7 @@
   <w:abstractNum w:abstractNumId="1" w15:restartNumberingAfterBreak="0">
     <w:nsid w:val="0000A991"/>
     <w:multiLevelType w:val="multilevel"/>
-    <w:tmpl w:val="FCD630E4"/>
+    <w:tmpl w:val="441087C8"/>
     <w:lvl w:ilvl="0">
       <w:numFmt w:val="bullet"/>
       <w:lvlText w:val=""/>
@@ -5671,7 +5875,7 @@
   <w:abstractNum w:abstractNumId="2" w15:restartNumberingAfterBreak="0">
     <w:nsid w:val="0000A992"/>
     <w:multiLevelType w:val="multilevel"/>
-    <w:tmpl w:val="610EF03E"/>
+    <w:tmpl w:val="D3FAB76A"/>
     <w:lvl w:ilvl="0">
       <w:numFmt w:val="bullet"/>
       <w:lvlText w:val="☐"/>
@@ -5748,7 +5952,7 @@
   <w:abstractNum w:abstractNumId="3" w15:restartNumberingAfterBreak="0">
     <w:nsid w:val="00A99411"/>
     <w:multiLevelType w:val="multilevel"/>
-    <w:tmpl w:val="820C679A"/>
+    <w:tmpl w:val="5EF8DD68"/>
     <w:lvl w:ilvl="0">
       <w:start w:val="1"/>
       <w:numFmt w:val="decimal"/>
@@ -5831,22 +6035,22 @@
       </w:pPr>
     </w:lvl>
   </w:abstractNum>
-  <w:num w:numId="1" w16cid:durableId="427579367">
+  <w:num w:numId="1" w16cid:durableId="432475858">
     <w:abstractNumId w:val="0"/>
   </w:num>
-  <w:num w:numId="2" w16cid:durableId="590746553">
+  <w:num w:numId="2" w16cid:durableId="1122726755">
     <w:abstractNumId w:val="1"/>
   </w:num>
-  <w:num w:numId="3" w16cid:durableId="1989359205">
+  <w:num w:numId="3" w16cid:durableId="1013990561">
     <w:abstractNumId w:val="2"/>
   </w:num>
-  <w:num w:numId="4" w16cid:durableId="196966888">
+  <w:num w:numId="4" w16cid:durableId="816650543">
     <w:abstractNumId w:val="2"/>
   </w:num>
-  <w:num w:numId="5" w16cid:durableId="1908219543">
+  <w:num w:numId="5" w16cid:durableId="748037190">
     <w:abstractNumId w:val="2"/>
   </w:num>
-  <w:num w:numId="6" w16cid:durableId="813445947">
+  <w:num w:numId="6" w16cid:durableId="2019964273">
     <w:abstractNumId w:val="3"/>
     <w:lvlOverride w:ilvl="0">
       <w:startOverride w:val="1"/>
@@ -7138,7 +7342,7 @@
     <w:next w:val="Normal"/>
     <w:autoRedefine/>
     <w:uiPriority w:val="39"/>
-    <w:rsid w:val="007360E5"/>
+    <w:rsid w:val="007B3ABA"/>
     <w:pPr>
       <w:spacing w:after="100"/>
     </w:pPr>
@@ -7149,7 +7353,7 @@
     <w:next w:val="Normal"/>
     <w:autoRedefine/>
     <w:uiPriority w:val="39"/>
-    <w:rsid w:val="007360E5"/>
+    <w:rsid w:val="007B3ABA"/>
     <w:pPr>
       <w:spacing w:after="100"/>
       <w:ind w:left="220"/>
@@ -7161,7 +7365,7 @@
     <w:next w:val="Normal"/>
     <w:autoRedefine/>
     <w:uiPriority w:val="39"/>
-    <w:rsid w:val="007360E5"/>
+    <w:rsid w:val="007B3ABA"/>
     <w:pPr>
       <w:spacing w:after="100"/>
       <w:ind w:left="440"/>
